--- a/inst/methodology/wb_projects_gov_methodology.docx
+++ b/inst/methodology/wb_projects_gov_methodology.docx
@@ -2,7 +2,7 @@
 <file path=word/document.xml><?xml version="1.0" encoding="utf-8"?>
 <w:document xmlns:w="http://schemas.openxmlformats.org/wordprocessingml/2006/main" xmlns:m="http://schemas.openxmlformats.org/officeDocument/2006/math" xmlns:r="http://schemas.openxmlformats.org/officeDocument/2006/relationships" xmlns:o="urn:schemas-microsoft-com:office:office" xmlns:v="urn:schemas-microsoft-com:vml" xmlns:w10="urn:schemas-microsoft-com:office:word" xmlns:a="http://schemas.openxmlformats.org/drawingml/2006/main" xmlns:pic="http://schemas.openxmlformats.org/drawingml/2006/picture" xmlns:wp="http://schemas.openxmlformats.org/drawingml/2006/wordprocessingDrawing">
   <w:body>
-    <w:bookmarkStart w:id="26" w:name="X58a6cc056e28a35b613c3108e7b8f149f8cadf7"/>
+    <w:bookmarkStart w:id="28" w:name="X58a6cc056e28a35b613c3108e7b8f149f8cadf7"/>
     <w:p>
       <w:pPr>
         <w:pStyle w:val="Heading1"/>
@@ -20,13 +20,13 @@
           <w:b/>
           <w:bCs/>
         </w:rPr>
-        <w:t xml:space="preserve">Prepared:</w:t>
+        <w:t xml:space="preserve">Date:</w:t>
       </w:r>
       <w:r>
         <w:t xml:space="preserve"> </w:t>
       </w:r>
       <w:r>
-        <w:t xml:space="preserve">May 1, 2026</w:t>
+        <w:t xml:space="preserve">May 13, 2026</w:t>
       </w:r>
       <w:r>
         <w:t xml:space="preserve"> </w:t>
@@ -42,17 +42,10 @@
         <w:t xml:space="preserve"> </w:t>
       </w:r>
       <w:r>
-        <w:t xml:space="preserve">81 projects</w:t>
+        <w:t xml:space="preserve">67 projects</w:t>
       </w:r>
     </w:p>
-    <w:p>
-      <w:r>
-        <w:pict>
-          <v:rect style="width:0;height:1.5pt" o:hralign="center" o:hrstd="t" o:hr="t"/>
-        </w:pict>
-      </w:r>
-    </w:p>
-    <w:bookmarkStart w:id="21" w:name="data-sources"/>
+    <w:bookmarkStart w:id="23" w:name="data-sources"/>
     <w:p>
       <w:pPr>
         <w:pStyle w:val="Heading2"/>
@@ -144,22 +137,24 @@
               <w:pStyle w:val="Compact"/>
             </w:pPr>
             <w:r>
-              <w:t xml:space="preserve">Project Master V3</w:t>
-            </w:r>
-          </w:p>
-        </w:tc>
-        <w:tc>
-          <w:tcPr/>
-          <w:p>
-            <w:pPr>
-              <w:pStyle w:val="Compact"/>
-            </w:pPr>
-            <w:r>
-              <w:rPr>
-                <w:rStyle w:val="VerbatimChar"/>
-              </w:rPr>
-              <w:t xml:space="preserve">PROJECT_MASTER_V3</w:t>
-            </w:r>
+              <w:t xml:space="preserve">Project Master File</w:t>
+            </w:r>
+          </w:p>
+        </w:tc>
+        <w:tc>
+          <w:tcPr/>
+          <w:p>
+            <w:pPr>
+              <w:pStyle w:val="Compact"/>
+            </w:pPr>
+            <w:hyperlink r:id="rId21">
+              <w:r>
+                <w:rPr>
+                  <w:rStyle w:val="VerbatimChar"/>
+                </w:rPr>
+                <w:t xml:space="preserve">PROJECT_MASTER_V3</w:t>
+              </w:r>
+            </w:hyperlink>
           </w:p>
         </w:tc>
         <w:tc>
@@ -182,22 +177,39 @@
               <w:pStyle w:val="Compact"/>
             </w:pPr>
             <w:r>
-              <w:t xml:space="preserve">Country Reference</w:t>
-            </w:r>
-          </w:p>
-        </w:tc>
-        <w:tc>
-          <w:tcPr/>
-          <w:p>
-            <w:pPr>
-              <w:pStyle w:val="Compact"/>
-            </w:pPr>
+              <w:t xml:space="preserve">Country List</w:t>
+            </w:r>
+          </w:p>
+        </w:tc>
+        <w:tc>
+          <w:tcPr/>
+          <w:p>
+            <w:pPr>
+              <w:pStyle w:val="Compact"/>
+            </w:pPr>
+            <w:r>
+              <w:t xml:space="preserve">[</w:t>
+            </w:r>
             <w:r>
               <w:rPr>
                 <w:rStyle w:val="VerbatimChar"/>
               </w:rPr>
               <w:t xml:space="preserve">COUNTRY</w:t>
             </w:r>
+            <w:r>
+              <w:t xml:space="preserve">(</w:t>
+            </w:r>
+            <w:hyperlink r:id="rId22">
+              <w:r>
+                <w:rPr>
+                  <w:rStyle w:val="Hyperlink"/>
+                </w:rPr>
+                <w:t xml:space="preserve">https://dataexplorer.worldbank.org/data/details?id=DS04532&amp;t=Preview%20Data</w:t>
+              </w:r>
+            </w:hyperlink>
+            <w:r>
+              <w:t xml:space="preserve">)]</w:t>
+            </w:r>
           </w:p>
         </w:tc>
         <w:tc>
@@ -258,7 +270,7 @@
               <w:pStyle w:val="Compact"/>
             </w:pPr>
             <w:r>
-              <w:t xml:space="preserve">Project Theme V3</w:t>
+              <w:t xml:space="preserve">Project Themes</w:t>
             </w:r>
           </w:p>
         </w:tc>
@@ -296,7 +308,7 @@
               <w:pStyle w:val="Compact"/>
             </w:pPr>
             <w:r>
-              <w:t xml:space="preserve">Theme Reference</w:t>
+              <w:t xml:space="preserve">Theme List</w:t>
             </w:r>
           </w:p>
         </w:tc>
@@ -373,15 +385,8 @@
         <w:t xml:space="preserve">World Bank lending category and income group classifications were sourced from the World Bank country classification file (List of Economies, FY2026).</w:t>
       </w:r>
     </w:p>
-    <w:p>
-      <w:r>
-        <w:pict>
-          <v:rect style="width:0;height:1.5pt" o:hralign="center" o:hrstd="t" o:hr="t"/>
-        </w:pict>
-      </w:r>
-    </w:p>
-    <w:bookmarkEnd w:id="21"/>
-    <w:bookmarkStart w:id="22" w:name="sample-construction"/>
+    <w:bookmarkEnd w:id="23"/>
+    <w:bookmarkStart w:id="24" w:name="sample-construction"/>
     <w:p>
       <w:pPr>
         <w:pStyle w:val="Heading2"/>
@@ -470,7 +475,7 @@
         <w:t xml:space="preserve"> </w:t>
       </w:r>
       <w:r>
-        <w:t xml:space="preserve">Projects approved in FY2018 or later.</w:t>
+        <w:t xml:space="preserve">Projects with a valid approval fiscal year recorded in the system. For ASAs, the Concept Note approval date was considered.</w:t>
       </w:r>
     </w:p>
     <w:p>
@@ -514,47 +519,28 @@
         <w:t xml:space="preserve"> </w:t>
       </w:r>
       <w:r>
-        <w:t xml:space="preserve">At least one of the four thematic classification flags (see below) must be</w:t>
-      </w:r>
-      <w:r>
-        <w:t xml:space="preserve"> </w:t>
-      </w:r>
-      <w:r>
-        <w:rPr>
-          <w:rStyle w:val="VerbatimChar"/>
-        </w:rPr>
-        <w:t xml:space="preserve">TRUE</w:t>
-      </w:r>
-      <w:r>
-        <w:t xml:space="preserve">.</w:t>
+        <w:t xml:space="preserve">At least one of the four thematic classification flags (see below) must be true.</w:t>
+      </w:r>
+    </w:p>
+    <w:bookmarkEnd w:id="24"/>
+    <w:bookmarkStart w:id="26" w:name="thematic-classification"/>
+    <w:p>
+      <w:pPr>
+        <w:pStyle w:val="Heading2"/>
+      </w:pPr>
+      <w:r>
+        <w:t xml:space="preserve">Thematic Classification</w:t>
       </w:r>
     </w:p>
     <w:p>
-      <w:r>
-        <w:pict>
-          <v:rect style="width:0;height:1.5pt" o:hralign="center" o:hrstd="t" o:hr="t"/>
-        </w:pict>
+      <w:pPr>
+        <w:pStyle w:val="FirstParagraph"/>
+      </w:pPr>
+      <w:r>
+        <w:t xml:space="preserve">Projects were classified into four thematic categories using two complementary sources: project-level theme assignments and project component names (for procurement, see note below). Multiple thematic categories can apply to the same project.</w:t>
       </w:r>
     </w:p>
-    <w:bookmarkEnd w:id="22"/>
-    <w:bookmarkStart w:id="24" w:name="thematic-classification"/>
-    <w:p>
-      <w:pPr>
-        <w:pStyle w:val="Heading2"/>
-      </w:pPr>
-      <w:r>
-        <w:t xml:space="preserve">Thematic Classification</w:t>
-      </w:r>
-    </w:p>
-    <w:p>
-      <w:pPr>
-        <w:pStyle w:val="FirstParagraph"/>
-      </w:pPr>
-      <w:r>
-        <w:t xml:space="preserve">Projects were classified into four thematic categories using two complementary sources: project-level theme assignments and project component names (for procurement, see note below). Multiple thematic categories can apply to the same project.</w:t>
-      </w:r>
-    </w:p>
-    <w:bookmarkStart w:id="23" w:name="theme-flags"/>
+    <w:bookmarkStart w:id="25" w:name="theme-flags"/>
     <w:p>
       <w:pPr>
         <w:pStyle w:val="Heading3"/>
@@ -849,16 +835,9 @@
         <w:t xml:space="preserve">).</w:t>
       </w:r>
     </w:p>
-    <w:p>
-      <w:r>
-        <w:pict>
-          <v:rect style="width:0;height:1.5pt" o:hralign="center" o:hrstd="t" o:hr="t"/>
-        </w:pict>
-      </w:r>
-    </w:p>
-    <w:bookmarkEnd w:id="23"/>
-    <w:bookmarkEnd w:id="24"/>
-    <w:bookmarkStart w:id="25" w:name="final-dataset"/>
+    <w:bookmarkEnd w:id="25"/>
+    <w:bookmarkEnd w:id="26"/>
+    <w:bookmarkStart w:id="27" w:name="final-dataset"/>
     <w:p>
       <w:pPr>
         <w:pStyle w:val="Heading2"/>
@@ -891,17 +870,17 @@
           <w:b/>
           <w:bCs/>
         </w:rPr>
-        <w:t xml:space="preserve">81 active projects</w:t>
+        <w:t xml:space="preserve">67 active projects</w:t>
       </w:r>
       <w:r>
         <w:t xml:space="preserve"> </w:t>
       </w:r>
       <w:r>
-        <w:t xml:space="preserve">across 9 World Bank regions, approved between FY2018 and FY2028 (including both lending operations and ASAs). Each row corresponds to one project, with additional project information. Considering only projects approved in FY2026, there are currently 12 projects active, including 9 lending operations and 3 ASAs.</w:t>
+        <w:t xml:space="preserve">across 9 World Bank regions, (including both lending operations and ASAs). Each row corresponds to one project, with additional project information.</w:t>
       </w:r>
     </w:p>
-    <w:bookmarkEnd w:id="25"/>
-    <w:bookmarkEnd w:id="26"/>
+    <w:bookmarkEnd w:id="27"/>
+    <w:bookmarkEnd w:id="28"/>
     <w:sectPr>
       <w:footnotePr>
         <w:numRestart w:val="eachSect"/>
